--- a/docs/解忧摄影_需求分析说明书.docx
+++ b/docs/解忧摄影_需求分析说明书.docx
@@ -3526,7 +3526,6 @@
             <v:line id="Line 24" o:spid="_x0000_s2065" style="position:absolute" from="6643,1092" to="6644,1403" strokeweight="1.25pt"/>
             <v:line id="Line 25" o:spid="_x0000_s2066" style="position:absolute" from="8083,1092" to="8084,1404" strokeweight="1.25pt"/>
             <v:line id="Line 26" o:spid="_x0000_s2067" style="position:absolute" from="9719,1092" to="9720,1404" strokeweight="1.25pt"/>
-            <w10:wrap type="none"/>
             <w10:anchorlock/>
           </v:group>
         </w:pict>
@@ -5482,12 +5481,6 @@
             <w:r>
               <w:t>上下架</w:t>
             </w:r>
-            <w:r>
-              <w:t>/</w:t>
-            </w:r>
-            <w:r>
-              <w:t>删除</w:t>
-            </w:r>
           </w:p>
         </w:tc>
         <w:tc>
@@ -5830,12 +5823,6 @@
           <w:p>
             <w:r>
               <w:t>上下架</w:t>
-            </w:r>
-            <w:r>
-              <w:t>/</w:t>
-            </w:r>
-            <w:r>
-              <w:t>删除</w:t>
             </w:r>
           </w:p>
         </w:tc>
@@ -7847,13 +7834,19 @@
               <w:t xml:space="preserve">4. </w:t>
             </w:r>
             <w:r>
-              <w:t>填写备注（</w:t>
+              <w:t>填写</w:t>
+            </w:r>
+            <w:r>
+              <w:t>备注（</w:t>
             </w:r>
             <w:r>
               <w:t xml:space="preserve">≤200 </w:t>
             </w:r>
             <w:r>
-              <w:t>字）；</w:t>
+              <w:t>字）</w:t>
+            </w:r>
+            <w:r>
+              <w:t>；</w:t>
             </w:r>
             <w:r>
               <w:t xml:space="preserve">5. </w:t>
@@ -15881,7 +15874,13 @@
         <w:rPr>
           <w:rFonts w:hint="eastAsia"/>
         </w:rPr>
-        <w:t>、预约输入：必选主题与套餐、拍摄日期（不得早于当天）、时间段（下拉选择）、备注（不超过</w:t>
+        <w:t>、预约输入：必选主题与套餐、拍摄日期（不得早于当天）、时间段（下拉选择）、</w:t>
+      </w:r>
+      <w:r>
+        <w:rPr>
+          <w:rFonts w:hint="eastAsia"/>
+        </w:rPr>
+        <w:t>备注（不超过</w:t>
       </w:r>
       <w:r>
         <w:rPr>
@@ -15893,7 +15892,13 @@
         <w:rPr>
           <w:rFonts w:hint="eastAsia"/>
         </w:rPr>
-        <w:t>字）；</w:t>
+        <w:t>字）</w:t>
+      </w:r>
+      <w:r>
+        <w:rPr>
+          <w:rFonts w:hint="eastAsia"/>
+        </w:rPr>
+        <w:t>；</w:t>
       </w:r>
     </w:p>
     <w:p>
@@ -16937,7 +16942,7 @@
               <w:t>、</w:t>
             </w:r>
             <w:r>
-              <w:t>18</w:t>
+              <w:t>24</w:t>
             </w:r>
             <w:r>
               <w:t>、</w:t>
@@ -17111,7 +17116,7 @@
               <w:t>、</w:t>
             </w:r>
             <w:r>
-              <w:t>18</w:t>
+              <w:t>24</w:t>
             </w:r>
             <w:r>
               <w:t>、</w:t>
